--- a/lab14/ЛР14 Документирование.docx
+++ b/lab14/ЛР14 Документирование.docx
@@ -379,7 +379,7 @@
       </w:r>
       <w:r>
         <w:rPr>
-          <w:rStyle w:val="13"/>
+          <w:rStyle w:val="10"/>
         </w:rPr>
         <w:t>https://www.drexplain.ru/download/</w:t>
       </w:r>
@@ -781,7 +781,7 @@
       </w:r>
       <w:r>
         <w:rPr>
-          <w:rStyle w:val="13"/>
+          <w:rStyle w:val="10"/>
           <w:bCs/>
         </w:rPr>
         <w:t>http://172.20.7.4:3000/user/sign_up</w:t>
@@ -1232,542 +1232,548 @@
         </w:rPr>
         <w:t xml:space="preserve">). </w:t>
       </w:r>
+    </w:p>
+    <w:p>
+      <w:pPr>
+        <w:jc w:val="both"/>
+        <w:rPr>
+          <w:b/>
+        </w:rPr>
+      </w:pPr>
+    </w:p>
+    <w:p>
+      <w:pPr>
+        <w:jc w:val="both"/>
+        <w:rPr>
+          <w:b/>
+        </w:rPr>
+      </w:pPr>
+      <w:r>
+        <w:rPr>
+          <w:b/>
+        </w:rPr>
+        <w:t>Контрольные вопросы:</w:t>
+      </w:r>
+    </w:p>
+    <w:p>
+      <w:pPr>
+        <w:numPr>
+          <w:ilvl w:val="0"/>
+          <w:numId w:val="2"/>
+        </w:numPr>
+        <w:spacing w:before="0"/>
+        <w:ind w:left="0" w:firstLine="0"/>
+        <w:jc w:val="both"/>
+      </w:pPr>
+      <w:r>
+        <w:t>Содержание руководства пользователя</w:t>
+      </w:r>
+    </w:p>
+    <w:p>
+      <w:pPr>
+        <w:numPr>
+          <w:ilvl w:val="0"/>
+          <w:numId w:val="2"/>
+        </w:numPr>
+        <w:spacing w:before="0"/>
+        <w:ind w:left="0" w:firstLine="0"/>
+        <w:jc w:val="both"/>
+      </w:pPr>
+      <w:r>
+        <w:t>Правила оформления технической документации.</w:t>
+      </w:r>
+    </w:p>
+    <w:p>
+      <w:pPr>
+        <w:numPr>
+          <w:ilvl w:val="0"/>
+          <w:numId w:val="2"/>
+        </w:numPr>
+        <w:spacing w:before="0"/>
+        <w:ind w:left="0" w:firstLine="0"/>
+        <w:jc w:val="both"/>
+      </w:pPr>
+      <w:r>
+        <w:t>Что такое markdown? Для каких целей он используется?</w:t>
+      </w:r>
+    </w:p>
+    <w:p/>
+    <w:p>
+      <w:r>
+        <w:t>Ссылки (полезные)</w:t>
+      </w:r>
+    </w:p>
+    <w:p>
+      <w:pPr>
+        <w:pStyle w:val="18"/>
+        <w:numPr>
+          <w:ilvl w:val="0"/>
+          <w:numId w:val="3"/>
+        </w:numPr>
+      </w:pPr>
+      <w:r>
+        <w:t xml:space="preserve">Создание руководства пользователя по ГОСТ </w:t>
+      </w:r>
+      <w:r>
+        <w:fldChar w:fldCharType="begin"/>
+      </w:r>
+      <w:r>
+        <w:instrText xml:space="preserve"> HYPERLINK "https://www.drexplain.ru/articles/razrabotka_rukovodstva_polzovatelya_po_gost_34_i_gost_19_v_programme_dr_explain/" </w:instrText>
+      </w:r>
+      <w:r>
+        <w:fldChar w:fldCharType="separate"/>
+      </w:r>
+      <w:r>
+        <w:rPr>
+          <w:rStyle w:val="13"/>
+        </w:rPr>
+        <w:t>https://www.drexplain.ru/articles/razrabotka_rukovodstva_polzovatelya_po_gost_34_i_gost_19_v_programme_dr_explain/</w:t>
+      </w:r>
+      <w:r>
+        <w:rPr>
+          <w:rStyle w:val="13"/>
+        </w:rPr>
+        <w:fldChar w:fldCharType="end"/>
+      </w:r>
+      <w:r>
+        <w:t xml:space="preserve"> </w:t>
+      </w:r>
+    </w:p>
+    <w:p>
+      <w:pPr>
+        <w:pStyle w:val="18"/>
+        <w:numPr>
+          <w:ilvl w:val="0"/>
+          <w:numId w:val="3"/>
+        </w:numPr>
+      </w:pPr>
+      <w:r>
+        <w:fldChar w:fldCharType="begin"/>
+      </w:r>
+      <w:r>
+        <w:instrText xml:space="preserve"> HYPERLINK "https://portal.novsu.ru/doc/study/msa2/?id=2127269" </w:instrText>
+      </w:r>
+      <w:r>
+        <w:fldChar w:fldCharType="separate"/>
+      </w:r>
+      <w:r>
+        <w:rPr>
+          <w:rStyle w:val="13"/>
+        </w:rPr>
+        <w:t>Моркин Сергей Александрович - Документы подразделений (novsu.ru)</w:t>
+      </w:r>
+      <w:r>
+        <w:rPr>
+          <w:rStyle w:val="13"/>
+        </w:rPr>
+        <w:fldChar w:fldCharType="end"/>
+      </w:r>
+    </w:p>
+    <w:p>
+      <w:pPr>
+        <w:pStyle w:val="18"/>
+        <w:numPr>
+          <w:ilvl w:val="0"/>
+          <w:numId w:val="3"/>
+        </w:numPr>
+      </w:pPr>
+      <w:r>
+        <w:fldChar w:fldCharType="begin"/>
+      </w:r>
+      <w:r>
+        <w:instrText xml:space="preserve"> HYPERLINK "https://portal.novsu.ru/doc/study/dept/1238/?id=1628577" </w:instrText>
+      </w:r>
+      <w:r>
+        <w:fldChar w:fldCharType="separate"/>
+      </w:r>
+      <w:r>
+        <w:rPr>
+          <w:rStyle w:val="13"/>
+        </w:rPr>
+        <w:t>Документы подразделений (novsu.ru)</w:t>
+      </w:r>
+      <w:r>
+        <w:rPr>
+          <w:rStyle w:val="13"/>
+        </w:rPr>
+        <w:fldChar w:fldCharType="end"/>
+      </w:r>
+    </w:p>
+    <w:p>
+      <w:pPr>
+        <w:pStyle w:val="18"/>
+        <w:numPr>
+          <w:ilvl w:val="0"/>
+          <w:numId w:val="3"/>
+        </w:numPr>
+      </w:pPr>
+      <w:r>
+        <w:fldChar w:fldCharType="begin"/>
+      </w:r>
+      <w:r>
+        <w:instrText xml:space="preserve"> HYPERLINK "https://skillbox.ru/media/code/yazyk-razmetki-markdown-shpargalka-po-sintaksisu-s-primerami/?ysclid=lwdqv7bs3h227521274" </w:instrText>
+      </w:r>
+      <w:r>
+        <w:fldChar w:fldCharType="separate"/>
+      </w:r>
+      <w:r>
+        <w:rPr>
+          <w:rStyle w:val="13"/>
+        </w:rPr>
+        <w:t>Синтаксис Markdown: подробная шпаргалка для веб-разработчиков / Skillbox Media</w:t>
+      </w:r>
+      <w:r>
+        <w:rPr>
+          <w:rStyle w:val="13"/>
+        </w:rPr>
+        <w:fldChar w:fldCharType="end"/>
+      </w:r>
+    </w:p>
+    <w:p>
+      <w:pPr>
+        <w:pStyle w:val="18"/>
+        <w:numPr>
+          <w:ilvl w:val="0"/>
+          <w:numId w:val="3"/>
+        </w:numPr>
+      </w:pPr>
+      <w:r>
+        <w:t xml:space="preserve">Пример руководства пользователя </w:t>
+      </w:r>
+      <w:r>
+        <w:fldChar w:fldCharType="begin"/>
+      </w:r>
+      <w:r>
+        <w:instrText xml:space="preserve"> HYPERLINK "https://megar.ru/f/rukovodstvo_polzovatelya_unp_0.pdf" </w:instrText>
+      </w:r>
+      <w:r>
+        <w:fldChar w:fldCharType="separate"/>
+      </w:r>
+      <w:r>
+        <w:rPr>
+          <w:rStyle w:val="13"/>
+        </w:rPr>
+        <w:t>https://megar.ru/f/rukovodstvo_polzovatelya_unp_0.pdf</w:t>
+      </w:r>
+      <w:r>
+        <w:rPr>
+          <w:rStyle w:val="13"/>
+        </w:rPr>
+        <w:fldChar w:fldCharType="end"/>
+      </w:r>
+      <w:r>
+        <w:t xml:space="preserve"> </w:t>
+      </w:r>
+    </w:p>
+    <w:p>
+      <w:pPr>
+        <w:pStyle w:val="18"/>
+        <w:numPr>
+          <w:ilvl w:val="0"/>
+          <w:numId w:val="3"/>
+        </w:numPr>
+      </w:pPr>
+      <w:r>
+        <w:t xml:space="preserve">Пример руководства пользователя </w:t>
+      </w:r>
+      <w:r>
+        <w:fldChar w:fldCharType="begin"/>
+      </w:r>
+      <w:r>
+        <w:instrText xml:space="preserve"> HYPERLINK "https://www.prj-exp.ru/patterns/pattern_user_guide.php" </w:instrText>
+      </w:r>
+      <w:r>
+        <w:fldChar w:fldCharType="separate"/>
+      </w:r>
+      <w:r>
+        <w:rPr>
+          <w:rStyle w:val="13"/>
+        </w:rPr>
+        <w:t>https://www.prj-exp.ru/patterns/pattern_user_guide.php</w:t>
+      </w:r>
+      <w:r>
+        <w:rPr>
+          <w:rStyle w:val="13"/>
+        </w:rPr>
+        <w:fldChar w:fldCharType="end"/>
+      </w:r>
+      <w:r>
+        <w:t xml:space="preserve"> </w:t>
+      </w:r>
+    </w:p>
+    <w:p>
+      <w:pPr>
+        <w:pStyle w:val="18"/>
+        <w:numPr>
+          <w:ilvl w:val="0"/>
+          <w:numId w:val="3"/>
+        </w:numPr>
+      </w:pPr>
+      <w:r>
+        <w:t xml:space="preserve">Ссылка на программу для автоматизации создания документации </w:t>
+      </w:r>
+      <w:r>
+        <w:fldChar w:fldCharType="begin"/>
+      </w:r>
+      <w:r>
+        <w:instrText xml:space="preserve"> HYPERLINK "https://www.drexplain.ru/download/" </w:instrText>
+      </w:r>
+      <w:r>
+        <w:fldChar w:fldCharType="separate"/>
+      </w:r>
+      <w:r>
+        <w:rPr>
+          <w:rStyle w:val="13"/>
+        </w:rPr>
+        <w:t>https://www.drexplain.ru/download/</w:t>
+      </w:r>
+      <w:r>
+        <w:rPr>
+          <w:rStyle w:val="13"/>
+        </w:rPr>
+        <w:fldChar w:fldCharType="end"/>
+      </w:r>
+      <w:r>
+        <w:t xml:space="preserve"> </w:t>
+      </w:r>
+    </w:p>
+    <w:p>
+      <w:pPr>
+        <w:pStyle w:val="18"/>
+        <w:numPr>
+          <w:ilvl w:val="0"/>
+          <w:numId w:val="3"/>
+        </w:numPr>
+      </w:pPr>
+      <w:r>
+        <w:t xml:space="preserve">Шпаргалка по работе с </w:t>
+      </w:r>
+      <w:r>
+        <w:rPr>
+          <w:lang w:val="en-US"/>
+        </w:rPr>
+        <w:t>Markdown</w:t>
+      </w:r>
+      <w:r>
+        <w:t xml:space="preserve"> </w:t>
+      </w:r>
+      <w:r>
+        <w:fldChar w:fldCharType="begin"/>
+      </w:r>
+      <w:r>
+        <w:instrText xml:space="preserve"> HYPERLINK "https://blog.radiotech.kz/programmy/shpargalka-po-rabote-s-markdown-v-gitlab/" </w:instrText>
+      </w:r>
+      <w:r>
+        <w:fldChar w:fldCharType="separate"/>
+      </w:r>
+      <w:r>
+        <w:rPr>
+          <w:rStyle w:val="13"/>
+          <w:lang w:val="en-US"/>
+        </w:rPr>
+        <w:t>https</w:t>
+      </w:r>
+      <w:r>
+        <w:rPr>
+          <w:rStyle w:val="13"/>
+        </w:rPr>
+        <w:t>://</w:t>
+      </w:r>
+      <w:r>
+        <w:rPr>
+          <w:rStyle w:val="13"/>
+          <w:lang w:val="en-US"/>
+        </w:rPr>
+        <w:t>blog</w:t>
+      </w:r>
+      <w:r>
+        <w:rPr>
+          <w:rStyle w:val="13"/>
+        </w:rPr>
+        <w:t>.</w:t>
+      </w:r>
+      <w:r>
+        <w:rPr>
+          <w:rStyle w:val="13"/>
+          <w:lang w:val="en-US"/>
+        </w:rPr>
+        <w:t>radiotech</w:t>
+      </w:r>
+      <w:r>
+        <w:rPr>
+          <w:rStyle w:val="13"/>
+        </w:rPr>
+        <w:t>.</w:t>
+      </w:r>
+      <w:r>
+        <w:rPr>
+          <w:rStyle w:val="13"/>
+          <w:lang w:val="en-US"/>
+        </w:rPr>
+        <w:t>kz</w:t>
+      </w:r>
+      <w:r>
+        <w:rPr>
+          <w:rStyle w:val="13"/>
+        </w:rPr>
+        <w:t>/</w:t>
+      </w:r>
+      <w:r>
+        <w:rPr>
+          <w:rStyle w:val="13"/>
+          <w:lang w:val="en-US"/>
+        </w:rPr>
+        <w:t>programmy</w:t>
+      </w:r>
+      <w:r>
+        <w:rPr>
+          <w:rStyle w:val="13"/>
+        </w:rPr>
+        <w:t>/</w:t>
+      </w:r>
+      <w:r>
+        <w:rPr>
+          <w:rStyle w:val="13"/>
+          <w:lang w:val="en-US"/>
+        </w:rPr>
+        <w:t>shpargalka</w:t>
+      </w:r>
+      <w:r>
+        <w:rPr>
+          <w:rStyle w:val="13"/>
+        </w:rPr>
+        <w:t>-</w:t>
+      </w:r>
+      <w:r>
+        <w:rPr>
+          <w:rStyle w:val="13"/>
+          <w:lang w:val="en-US"/>
+        </w:rPr>
+        <w:t>po</w:t>
+      </w:r>
+      <w:r>
+        <w:rPr>
+          <w:rStyle w:val="13"/>
+        </w:rPr>
+        <w:t>-</w:t>
+      </w:r>
+      <w:r>
+        <w:rPr>
+          <w:rStyle w:val="13"/>
+          <w:lang w:val="en-US"/>
+        </w:rPr>
+        <w:t>rabote</w:t>
+      </w:r>
+      <w:r>
+        <w:rPr>
+          <w:rStyle w:val="13"/>
+        </w:rPr>
+        <w:t>-</w:t>
+      </w:r>
+      <w:r>
+        <w:rPr>
+          <w:rStyle w:val="13"/>
+          <w:lang w:val="en-US"/>
+        </w:rPr>
+        <w:t>s</w:t>
+      </w:r>
+      <w:r>
+        <w:rPr>
+          <w:rStyle w:val="13"/>
+        </w:rPr>
+        <w:t>-</w:t>
+      </w:r>
+      <w:r>
+        <w:rPr>
+          <w:rStyle w:val="13"/>
+          <w:lang w:val="en-US"/>
+        </w:rPr>
+        <w:t>markdown</w:t>
+      </w:r>
+      <w:r>
+        <w:rPr>
+          <w:rStyle w:val="13"/>
+        </w:rPr>
+        <w:t>-</w:t>
+      </w:r>
+      <w:r>
+        <w:rPr>
+          <w:rStyle w:val="13"/>
+          <w:lang w:val="en-US"/>
+        </w:rPr>
+        <w:t>v</w:t>
+      </w:r>
+      <w:r>
+        <w:rPr>
+          <w:rStyle w:val="13"/>
+        </w:rPr>
+        <w:t>-</w:t>
+      </w:r>
+      <w:r>
+        <w:rPr>
+          <w:rStyle w:val="13"/>
+          <w:lang w:val="en-US"/>
+        </w:rPr>
+        <w:t>gitlab</w:t>
+      </w:r>
+      <w:r>
+        <w:rPr>
+          <w:rStyle w:val="13"/>
+        </w:rPr>
+        <w:t>/</w:t>
+      </w:r>
+      <w:r>
+        <w:rPr>
+          <w:rStyle w:val="13"/>
+        </w:rPr>
+        <w:fldChar w:fldCharType="end"/>
+      </w:r>
+      <w:r>
+        <w:t xml:space="preserve"> </w:t>
+      </w:r>
+    </w:p>
+    <w:p>
+      <w:pPr>
+        <w:pStyle w:val="18"/>
+        <w:numPr>
+          <w:ilvl w:val="0"/>
+          <w:numId w:val="3"/>
+        </w:numPr>
+      </w:pPr>
+      <w:r>
+        <w:t xml:space="preserve">Документация </w:t>
+      </w:r>
+      <w:r>
+        <w:rPr>
+          <w:lang w:val="en-US"/>
+        </w:rPr>
+        <w:t>Markdown</w:t>
+      </w:r>
+      <w:r>
+        <w:t xml:space="preserve"> </w:t>
+      </w:r>
+      <w:r>
+        <w:fldChar w:fldCharType="begin"/>
+      </w:r>
+      <w:r>
+        <w:instrText xml:space="preserve"> HYPERLINK "https://doka.guide/tools/markdown/" </w:instrText>
+      </w:r>
+      <w:r>
+        <w:fldChar w:fldCharType="separate"/>
+      </w:r>
+      <w:r>
+        <w:rPr>
+          <w:rStyle w:val="10"/>
+        </w:rPr>
+        <w:t>https://doka.guide/tools/markdo</w:t>
+      </w:r>
       <w:bookmarkStart w:id="1" w:name="_GoBack"/>
       <w:bookmarkEnd w:id="1"/>
-    </w:p>
-    <w:p>
-      <w:pPr>
-        <w:jc w:val="both"/>
-        <w:rPr>
-          <w:b/>
-        </w:rPr>
-      </w:pPr>
-    </w:p>
-    <w:p>
-      <w:pPr>
-        <w:jc w:val="both"/>
-        <w:rPr>
-          <w:b/>
-        </w:rPr>
-      </w:pPr>
-      <w:r>
-        <w:rPr>
-          <w:b/>
-        </w:rPr>
-        <w:t>Контрольные вопросы:</w:t>
-      </w:r>
-    </w:p>
-    <w:p>
-      <w:pPr>
-        <w:numPr>
-          <w:ilvl w:val="0"/>
-          <w:numId w:val="2"/>
-        </w:numPr>
-        <w:spacing w:before="0"/>
-        <w:ind w:left="0" w:firstLine="0"/>
-        <w:jc w:val="both"/>
-      </w:pPr>
-      <w:r>
-        <w:t>Содержание руководства пользователя</w:t>
-      </w:r>
-    </w:p>
-    <w:p>
-      <w:pPr>
-        <w:numPr>
-          <w:ilvl w:val="0"/>
-          <w:numId w:val="2"/>
-        </w:numPr>
-        <w:spacing w:before="0"/>
-        <w:ind w:left="0" w:firstLine="0"/>
-        <w:jc w:val="both"/>
-      </w:pPr>
-      <w:r>
-        <w:t>Правила оформления технической документации.</w:t>
-      </w:r>
-    </w:p>
-    <w:p>
-      <w:pPr>
-        <w:numPr>
-          <w:ilvl w:val="0"/>
-          <w:numId w:val="2"/>
-        </w:numPr>
-        <w:spacing w:before="0"/>
-        <w:ind w:left="0" w:firstLine="0"/>
-        <w:jc w:val="both"/>
-      </w:pPr>
-      <w:r>
-        <w:t>Что такое markdown? Для каких целей он используется?</w:t>
-      </w:r>
-    </w:p>
-    <w:p/>
-    <w:p>
-      <w:r>
-        <w:t>Ссылки (полезные)</w:t>
-      </w:r>
-    </w:p>
-    <w:p>
-      <w:pPr>
-        <w:pStyle w:val="18"/>
-        <w:numPr>
-          <w:ilvl w:val="0"/>
-          <w:numId w:val="3"/>
-        </w:numPr>
-      </w:pPr>
-      <w:r>
-        <w:t xml:space="preserve">Создание руководства пользователя по ГОСТ </w:t>
-      </w:r>
-      <w:r>
-        <w:fldChar w:fldCharType="begin"/>
-      </w:r>
-      <w:r>
-        <w:instrText xml:space="preserve"> HYPERLINK "https://www.drexplain.ru/articles/razrabotka_rukovodstva_polzovatelya_po_gost_34_i_gost_19_v_programme_dr_explain/" </w:instrText>
-      </w:r>
-      <w:r>
-        <w:fldChar w:fldCharType="separate"/>
-      </w:r>
-      <w:r>
-        <w:rPr>
-          <w:rStyle w:val="13"/>
-        </w:rPr>
-        <w:t>https://www.drexplain.ru/articles/razrabotka_rukovodstva_polzovatelya_po_gost_34_i_gost_19_v_programme_dr_explain/</w:t>
-      </w:r>
-      <w:r>
-        <w:rPr>
-          <w:rStyle w:val="13"/>
-        </w:rPr>
-        <w:fldChar w:fldCharType="end"/>
-      </w:r>
-      <w:r>
-        <w:t xml:space="preserve"> </w:t>
-      </w:r>
-    </w:p>
-    <w:p>
-      <w:pPr>
-        <w:pStyle w:val="18"/>
-        <w:numPr>
-          <w:ilvl w:val="0"/>
-          <w:numId w:val="3"/>
-        </w:numPr>
-      </w:pPr>
-      <w:r>
-        <w:fldChar w:fldCharType="begin"/>
-      </w:r>
-      <w:r>
-        <w:instrText xml:space="preserve"> HYPERLINK "https://portal.novsu.ru/doc/study/msa2/?id=2127269" </w:instrText>
-      </w:r>
-      <w:r>
-        <w:fldChar w:fldCharType="separate"/>
-      </w:r>
-      <w:r>
-        <w:rPr>
-          <w:rStyle w:val="13"/>
-        </w:rPr>
-        <w:t>Моркин Сергей Александрович - Документы подразделений (novsu.ru)</w:t>
-      </w:r>
-      <w:r>
-        <w:rPr>
-          <w:rStyle w:val="13"/>
-        </w:rPr>
-        <w:fldChar w:fldCharType="end"/>
-      </w:r>
-    </w:p>
-    <w:p>
-      <w:pPr>
-        <w:pStyle w:val="18"/>
-        <w:numPr>
-          <w:ilvl w:val="0"/>
-          <w:numId w:val="3"/>
-        </w:numPr>
-      </w:pPr>
-      <w:r>
-        <w:fldChar w:fldCharType="begin"/>
-      </w:r>
-      <w:r>
-        <w:instrText xml:space="preserve"> HYPERLINK "https://portal.novsu.ru/doc/study/dept/1238/?id=1628577" </w:instrText>
-      </w:r>
-      <w:r>
-        <w:fldChar w:fldCharType="separate"/>
-      </w:r>
-      <w:r>
-        <w:rPr>
-          <w:rStyle w:val="13"/>
-        </w:rPr>
-        <w:t>Документы подразделений (novsu.ru)</w:t>
-      </w:r>
-      <w:r>
-        <w:rPr>
-          <w:rStyle w:val="13"/>
-        </w:rPr>
-        <w:fldChar w:fldCharType="end"/>
-      </w:r>
-    </w:p>
-    <w:p>
-      <w:pPr>
-        <w:pStyle w:val="18"/>
-        <w:numPr>
-          <w:ilvl w:val="0"/>
-          <w:numId w:val="3"/>
-        </w:numPr>
-      </w:pPr>
-      <w:r>
-        <w:fldChar w:fldCharType="begin"/>
-      </w:r>
-      <w:r>
-        <w:instrText xml:space="preserve"> HYPERLINK "https://skillbox.ru/media/code/yazyk-razmetki-markdown-shpargalka-po-sintaksisu-s-primerami/?ysclid=lwdqv7bs3h227521274" </w:instrText>
-      </w:r>
-      <w:r>
-        <w:fldChar w:fldCharType="separate"/>
-      </w:r>
-      <w:r>
-        <w:rPr>
-          <w:rStyle w:val="13"/>
-        </w:rPr>
-        <w:t>Синтаксис Markdown: подробная шпаргалка для веб-разработчиков / Skillbox Media</w:t>
-      </w:r>
-      <w:r>
-        <w:rPr>
-          <w:rStyle w:val="13"/>
-        </w:rPr>
-        <w:fldChar w:fldCharType="end"/>
-      </w:r>
-    </w:p>
-    <w:p>
-      <w:pPr>
-        <w:pStyle w:val="18"/>
-        <w:numPr>
-          <w:ilvl w:val="0"/>
-          <w:numId w:val="3"/>
-        </w:numPr>
-      </w:pPr>
-      <w:r>
-        <w:t xml:space="preserve">Пример руководства пользователя </w:t>
-      </w:r>
-      <w:r>
-        <w:fldChar w:fldCharType="begin"/>
-      </w:r>
-      <w:r>
-        <w:instrText xml:space="preserve"> HYPERLINK "https://megar.ru/f/rukovodstvo_polzovatelya_unp_0.pdf" </w:instrText>
-      </w:r>
-      <w:r>
-        <w:fldChar w:fldCharType="separate"/>
-      </w:r>
-      <w:r>
-        <w:rPr>
-          <w:rStyle w:val="13"/>
-        </w:rPr>
-        <w:t>https://megar.ru/f/rukovodstvo_polzovatelya_unp_0.pdf</w:t>
-      </w:r>
-      <w:r>
-        <w:rPr>
-          <w:rStyle w:val="13"/>
-        </w:rPr>
-        <w:fldChar w:fldCharType="end"/>
-      </w:r>
-      <w:r>
-        <w:t xml:space="preserve"> </w:t>
-      </w:r>
-    </w:p>
-    <w:p>
-      <w:pPr>
-        <w:pStyle w:val="18"/>
-        <w:numPr>
-          <w:ilvl w:val="0"/>
-          <w:numId w:val="3"/>
-        </w:numPr>
-      </w:pPr>
-      <w:r>
-        <w:t xml:space="preserve">Пример руководства пользователя </w:t>
-      </w:r>
-      <w:r>
-        <w:fldChar w:fldCharType="begin"/>
-      </w:r>
-      <w:r>
-        <w:instrText xml:space="preserve"> HYPERLINK "https://www.prj-exp.ru/patterns/pattern_user_guide.php" </w:instrText>
-      </w:r>
-      <w:r>
-        <w:fldChar w:fldCharType="separate"/>
-      </w:r>
-      <w:r>
-        <w:rPr>
-          <w:rStyle w:val="13"/>
-        </w:rPr>
-        <w:t>https://www.prj-exp.ru/patterns/pattern_user_guide.php</w:t>
-      </w:r>
-      <w:r>
-        <w:rPr>
-          <w:rStyle w:val="13"/>
-        </w:rPr>
-        <w:fldChar w:fldCharType="end"/>
-      </w:r>
-      <w:r>
-        <w:t xml:space="preserve"> </w:t>
-      </w:r>
-    </w:p>
-    <w:p>
-      <w:pPr>
-        <w:pStyle w:val="18"/>
-        <w:numPr>
-          <w:ilvl w:val="0"/>
-          <w:numId w:val="3"/>
-        </w:numPr>
-      </w:pPr>
-      <w:r>
-        <w:t xml:space="preserve">Ссылка на программу для автоматизации создания документации </w:t>
-      </w:r>
-      <w:r>
-        <w:fldChar w:fldCharType="begin"/>
-      </w:r>
-      <w:r>
-        <w:instrText xml:space="preserve"> HYPERLINK "https://www.drexplain.ru/download/" </w:instrText>
-      </w:r>
-      <w:r>
-        <w:fldChar w:fldCharType="separate"/>
-      </w:r>
-      <w:r>
-        <w:rPr>
-          <w:rStyle w:val="13"/>
-        </w:rPr>
-        <w:t>https://www.drexplain.ru/download/</w:t>
-      </w:r>
-      <w:r>
-        <w:rPr>
-          <w:rStyle w:val="13"/>
-        </w:rPr>
-        <w:fldChar w:fldCharType="end"/>
-      </w:r>
-      <w:r>
-        <w:t xml:space="preserve"> </w:t>
-      </w:r>
-    </w:p>
-    <w:p>
-      <w:pPr>
-        <w:pStyle w:val="18"/>
-        <w:numPr>
-          <w:ilvl w:val="0"/>
-          <w:numId w:val="3"/>
-        </w:numPr>
-      </w:pPr>
-      <w:r>
-        <w:t xml:space="preserve">Шпаргалка по работе с </w:t>
-      </w:r>
-      <w:r>
-        <w:rPr>
-          <w:lang w:val="en-US"/>
-        </w:rPr>
-        <w:t>Markdown</w:t>
-      </w:r>
-      <w:r>
-        <w:t xml:space="preserve"> </w:t>
-      </w:r>
-      <w:r>
-        <w:fldChar w:fldCharType="begin"/>
-      </w:r>
-      <w:r>
-        <w:instrText xml:space="preserve"> HYPERLINK "https://blog.radiotech.kz/programmy/shpargalka-po-rabote-s-markdown-v-gitlab/" </w:instrText>
-      </w:r>
-      <w:r>
-        <w:fldChar w:fldCharType="separate"/>
-      </w:r>
-      <w:r>
-        <w:rPr>
-          <w:rStyle w:val="13"/>
-          <w:lang w:val="en-US"/>
-        </w:rPr>
-        <w:t>https</w:t>
-      </w:r>
-      <w:r>
-        <w:rPr>
-          <w:rStyle w:val="13"/>
-        </w:rPr>
-        <w:t>://</w:t>
-      </w:r>
-      <w:r>
-        <w:rPr>
-          <w:rStyle w:val="13"/>
-          <w:lang w:val="en-US"/>
-        </w:rPr>
-        <w:t>blog</w:t>
-      </w:r>
-      <w:r>
-        <w:rPr>
-          <w:rStyle w:val="13"/>
-        </w:rPr>
-        <w:t>.</w:t>
-      </w:r>
-      <w:r>
-        <w:rPr>
-          <w:rStyle w:val="13"/>
-          <w:lang w:val="en-US"/>
-        </w:rPr>
-        <w:t>radiotech</w:t>
-      </w:r>
-      <w:r>
-        <w:rPr>
-          <w:rStyle w:val="13"/>
-        </w:rPr>
-        <w:t>.</w:t>
-      </w:r>
-      <w:r>
-        <w:rPr>
-          <w:rStyle w:val="13"/>
-          <w:lang w:val="en-US"/>
-        </w:rPr>
-        <w:t>kz</w:t>
-      </w:r>
-      <w:r>
-        <w:rPr>
-          <w:rStyle w:val="13"/>
-        </w:rPr>
-        <w:t>/</w:t>
-      </w:r>
-      <w:r>
-        <w:rPr>
-          <w:rStyle w:val="13"/>
-          <w:lang w:val="en-US"/>
-        </w:rPr>
-        <w:t>programmy</w:t>
-      </w:r>
-      <w:r>
-        <w:rPr>
-          <w:rStyle w:val="13"/>
-        </w:rPr>
-        <w:t>/</w:t>
-      </w:r>
-      <w:r>
-        <w:rPr>
-          <w:rStyle w:val="13"/>
-          <w:lang w:val="en-US"/>
-        </w:rPr>
-        <w:t>shpargalka</w:t>
-      </w:r>
-      <w:r>
-        <w:rPr>
-          <w:rStyle w:val="13"/>
-        </w:rPr>
-        <w:t>-</w:t>
-      </w:r>
-      <w:r>
-        <w:rPr>
-          <w:rStyle w:val="13"/>
-          <w:lang w:val="en-US"/>
-        </w:rPr>
-        <w:t>po</w:t>
-      </w:r>
-      <w:r>
-        <w:rPr>
-          <w:rStyle w:val="13"/>
-        </w:rPr>
-        <w:t>-</w:t>
-      </w:r>
-      <w:r>
-        <w:rPr>
-          <w:rStyle w:val="13"/>
-          <w:lang w:val="en-US"/>
-        </w:rPr>
-        <w:t>rabote</w:t>
-      </w:r>
-      <w:r>
-        <w:rPr>
-          <w:rStyle w:val="13"/>
-        </w:rPr>
-        <w:t>-</w:t>
-      </w:r>
-      <w:r>
-        <w:rPr>
-          <w:rStyle w:val="13"/>
-          <w:lang w:val="en-US"/>
-        </w:rPr>
-        <w:t>s</w:t>
-      </w:r>
-      <w:r>
-        <w:rPr>
-          <w:rStyle w:val="13"/>
-        </w:rPr>
-        <w:t>-</w:t>
-      </w:r>
-      <w:r>
-        <w:rPr>
-          <w:rStyle w:val="13"/>
-          <w:lang w:val="en-US"/>
-        </w:rPr>
-        <w:t>markdown</w:t>
-      </w:r>
-      <w:r>
-        <w:rPr>
-          <w:rStyle w:val="13"/>
-        </w:rPr>
-        <w:t>-</w:t>
-      </w:r>
-      <w:r>
-        <w:rPr>
-          <w:rStyle w:val="13"/>
-          <w:lang w:val="en-US"/>
-        </w:rPr>
-        <w:t>v</w:t>
-      </w:r>
-      <w:r>
-        <w:rPr>
-          <w:rStyle w:val="13"/>
-        </w:rPr>
-        <w:t>-</w:t>
-      </w:r>
-      <w:r>
-        <w:rPr>
-          <w:rStyle w:val="13"/>
-          <w:lang w:val="en-US"/>
-        </w:rPr>
-        <w:t>gitlab</w:t>
-      </w:r>
-      <w:r>
-        <w:rPr>
-          <w:rStyle w:val="13"/>
-        </w:rPr>
-        <w:t>/</w:t>
-      </w:r>
-      <w:r>
-        <w:rPr>
-          <w:rStyle w:val="13"/>
-        </w:rPr>
-        <w:fldChar w:fldCharType="end"/>
-      </w:r>
-      <w:r>
-        <w:t xml:space="preserve"> </w:t>
-      </w:r>
-    </w:p>
-    <w:p>
-      <w:pPr>
-        <w:pStyle w:val="18"/>
-        <w:numPr>
-          <w:ilvl w:val="0"/>
-          <w:numId w:val="3"/>
-        </w:numPr>
-      </w:pPr>
-      <w:r>
-        <w:t xml:space="preserve">Документация </w:t>
-      </w:r>
-      <w:r>
-        <w:rPr>
-          <w:lang w:val="en-US"/>
-        </w:rPr>
-        <w:t>Markdown</w:t>
-      </w:r>
-      <w:r>
-        <w:t xml:space="preserve"> </w:t>
-      </w:r>
-      <w:r>
-        <w:fldChar w:fldCharType="begin"/>
-      </w:r>
-      <w:r>
-        <w:instrText xml:space="preserve"> HYPERLINK "https://doka.guide/tools/markdown/" </w:instrText>
-      </w:r>
-      <w:r>
-        <w:fldChar w:fldCharType="separate"/>
-      </w:r>
-      <w:r>
-        <w:rPr>
-          <w:rStyle w:val="13"/>
-        </w:rPr>
-        <w:t>https://doka.guide/tools/markdown/</w:t>
+      <w:r>
+        <w:rPr>
+          <w:rStyle w:val="10"/>
+        </w:rPr>
+        <w:t>wn/</w:t>
       </w:r>
       <w:r>
         <w:rPr>
